--- a/CRQEYD Position Based Fluids.docx
+++ b/CRQEYD Position Based Fluids.docx
@@ -4407,6 +4407,9 @@
         <w:br w:type="page"/>
       </w:r>
       <w:r>
+        <w:rPr>
+          <w:noProof/>
+        </w:rPr>
         <w:lastRenderedPageBreak/>
         <w:drawing>
           <wp:inline distT="0" distB="0" distL="0" distR="0" wp14:anchorId="5D62D356" wp14:editId="5A742426">
@@ -4620,9 +4623,6 @@
         </w:rPr>
       </w:pPr>
       <w:r>
-        <w:rPr>
-          <w:noProof w:val="0"/>
-        </w:rPr>
         <mc:AlternateContent>
           <mc:Choice Requires="wps">
             <w:drawing>
@@ -4728,6 +4728,9 @@
                               <w:fldChar w:fldCharType="separate"/>
                             </w:r>
                             <w:r>
+                              <w:rPr>
+                                <w:noProof/>
+                              </w:rPr>
                               <w:t>2026</w:t>
                             </w:r>
                             <w:r>
@@ -4812,6 +4815,9 @@
                         <w:fldChar w:fldCharType="separate"/>
                       </w:r>
                       <w:r>
+                        <w:rPr>
+                          <w:noProof/>
+                        </w:rPr>
                         <w:t>2026</w:t>
                       </w:r>
                       <w:r>
@@ -7443,9 +7449,10 @@
       </w:r>
       <w:r>
         <w:rPr>
-          <w:highlight w:val="yellow"/>
-        </w:rPr>
-        <w:t>2026. 05. 09.</w:t>
+          <w:noProof/>
+          <w:highlight w:val="yellow"/>
+        </w:rPr>
+        <w:t>2026. 05. 11.</w:t>
       </w:r>
       <w:r>
         <w:rPr>
@@ -8642,13 +8649,7 @@
             <w:rPr>
               <w:rFonts w:ascii="Cambria Math" w:hAnsi="Cambria Math"/>
             </w:rPr>
-            <m:t>t</m:t>
-          </m:r>
-          <m:r>
-            <w:rPr>
-              <w:rFonts w:ascii="Cambria Math" w:hAnsi="Cambria Math"/>
-            </w:rPr>
-            <m:t>*</m:t>
+            <m:t>t*</m:t>
           </m:r>
           <m:sSub>
             <m:sSubPr>
@@ -9476,13 +9477,7 @@
                         <w:rPr>
                           <w:rFonts w:ascii="Cambria Math" w:hAnsi="Cambria Math"/>
                         </w:rPr>
-                        <m:t>r</m:t>
-                      </m:r>
-                      <m:r>
-                        <w:rPr>
-                          <w:rFonts w:ascii="Cambria Math" w:hAnsi="Cambria Math"/>
-                        </w:rPr>
-                        <m:t>(</m:t>
+                        <m:t>r(</m:t>
                       </m:r>
                       <m:sSup>
                         <m:sSupPr>
@@ -9727,13 +9722,7 @@
                     <w:rPr>
                       <w:rFonts w:ascii="Cambria Math" w:hAnsi="Cambria Math"/>
                     </w:rPr>
-                    <m:t xml:space="preserve"> </m:t>
-                  </m:r>
-                  <m:r>
-                    <w:rPr>
-                      <w:rFonts w:ascii="Cambria Math" w:hAnsi="Cambria Math"/>
-                    </w:rPr>
-                    <m:t>if 0≤r≤h</m:t>
+                    <m:t xml:space="preserve"> if 0≤r≤h</m:t>
                   </m:r>
                 </m:e>
                 <m:e>
@@ -9811,13 +9800,7 @@
                 <w:rPr>
                   <w:rFonts w:ascii="Cambria Math" w:hAnsi="Cambria Math"/>
                 </w:rPr>
-                <m:t>-4</m:t>
-              </m:r>
-              <m:r>
-                <w:rPr>
-                  <w:rFonts w:ascii="Cambria Math" w:hAnsi="Cambria Math"/>
-                </w:rPr>
-                <m:t>5</m:t>
+                <m:t>-45</m:t>
               </m:r>
             </m:num>
             <m:den>
@@ -9953,13 +9936,7 @@
                     <w:rPr>
                       <w:rFonts w:ascii="Cambria Math" w:hAnsi="Cambria Math"/>
                     </w:rPr>
-                    <m:t xml:space="preserve"> </m:t>
-                  </m:r>
-                  <m:r>
-                    <w:rPr>
-                      <w:rFonts w:ascii="Cambria Math" w:hAnsi="Cambria Math"/>
-                    </w:rPr>
-                    <m:t>if 0≤r≤h</m:t>
+                    <m:t xml:space="preserve"> if 0≤r≤h</m:t>
                   </m:r>
                 </m:e>
                 <m:e>
@@ -10355,10 +10332,7 @@
         </m:r>
       </m:oMath>
       <w:r>
-        <w:t xml:space="preserve"> </w:t>
-      </w:r>
-      <w:r>
-        <w:t xml:space="preserve"> so </w:t>
+        <w:t xml:space="preserve">  so </w:t>
       </w:r>
       <w:r>
         <w:t xml:space="preserve">that </w:t>
@@ -10488,13 +10462,7 @@
             <w:rPr>
               <w:rFonts w:ascii="Cambria Math" w:hAnsi="Cambria Math"/>
             </w:rPr>
-            <m:t>x</m:t>
-          </m:r>
-          <m:r>
-            <w:rPr>
-              <w:rFonts w:ascii="Cambria Math" w:hAnsi="Cambria Math"/>
-            </w:rPr>
-            <m:t xml:space="preserve">= </m:t>
+            <m:t xml:space="preserve">x= </m:t>
           </m:r>
           <m:r>
             <m:rPr>
@@ -10820,13 +10788,7 @@
             <w:rPr>
               <w:rFonts w:ascii="Cambria Math" w:hAnsi="Cambria Math"/>
             </w:rPr>
-            <m:t>x</m:t>
-          </m:r>
-          <m:r>
-            <w:rPr>
-              <w:rFonts w:ascii="Cambria Math" w:hAnsi="Cambria Math"/>
-            </w:rPr>
-            <m:t>=0</m:t>
+            <m:t>x=0</m:t>
           </m:r>
         </m:oMath>
       </m:oMathPara>
@@ -11317,7 +11279,7 @@
               <w:rPr>
                 <w:rFonts w:ascii="Cambria Math" w:hAnsi="Cambria Math"/>
               </w:rPr>
-              <m:t>Δ</m:t>
+              <m:t>∇</m:t>
             </m:r>
           </m:e>
           <m:sub>
@@ -11588,7 +11550,7 @@
                                 <w:rPr>
                                   <w:rFonts w:ascii="Cambria Math" w:hAnsi="Cambria Math"/>
                                 </w:rPr>
-                                <m:t>Δ</m:t>
+                                <m:t>∇</m:t>
                               </m:r>
                             </m:e>
                             <m:sub>
@@ -12097,7 +12059,7 @@
                 <w:rPr>
                   <w:rFonts w:ascii="Cambria Math" w:hAnsi="Cambria Math"/>
                 </w:rPr>
-                <m:t>Δ</m:t>
+                <m:t>∇</m:t>
               </m:r>
             </m:e>
             <m:sub>
@@ -12284,13 +12246,7 @@
                         <w:rPr>
                           <w:rFonts w:ascii="Cambria Math" w:hAnsi="Cambria Math"/>
                         </w:rPr>
-                        <m:t>k</m:t>
-                      </m:r>
-                      <m:r>
-                        <w:rPr>
-                          <w:rFonts w:ascii="Cambria Math" w:hAnsi="Cambria Math"/>
-                        </w:rPr>
-                        <m:t>≠i</m:t>
+                        <m:t>k≠i</m:t>
                       </m:r>
                     </m:sub>
                     <m:sup/>
@@ -12311,7 +12267,7 @@
                             <w:rPr>
                               <w:rFonts w:ascii="Cambria Math" w:hAnsi="Cambria Math"/>
                             </w:rPr>
-                            <m:t>Δ</m:t>
+                            <m:t>∇</m:t>
                           </m:r>
                         </m:e>
                         <m:sub>
@@ -12449,25 +12405,7 @@
                         <w:rPr>
                           <w:rFonts w:ascii="Cambria Math" w:hAnsi="Cambria Math"/>
                         </w:rPr>
-                        <m:t xml:space="preserve"> </m:t>
-                      </m:r>
-                      <m:r>
-                        <w:rPr>
-                          <w:rFonts w:ascii="Cambria Math" w:hAnsi="Cambria Math"/>
-                        </w:rPr>
-                        <m:t xml:space="preserve"> </m:t>
-                      </m:r>
-                      <m:r>
-                        <w:rPr>
-                          <w:rFonts w:ascii="Cambria Math" w:hAnsi="Cambria Math"/>
-                        </w:rPr>
-                        <m:t xml:space="preserve">if </m:t>
-                      </m:r>
-                      <m:r>
-                        <w:rPr>
-                          <w:rFonts w:ascii="Cambria Math" w:hAnsi="Cambria Math"/>
-                        </w:rPr>
-                        <m:t>j=i (own particle)</m:t>
+                        <m:t xml:space="preserve">  if j=i (own particle)</m:t>
                       </m:r>
                     </m:e>
                   </m:nary>
@@ -12500,12 +12438,32 @@
                       </m:r>
                     </m:e>
                     <m:sub>
-                      <m:r>
-                        <w:rPr>
-                          <w:rFonts w:ascii="Cambria Math" w:hAnsi="Cambria Math"/>
-                        </w:rPr>
-                        <m:t>x</m:t>
-                      </m:r>
+                      <m:sSub>
+                        <m:sSubPr>
+                          <m:ctrlPr>
+                            <w:rPr>
+                              <w:rFonts w:ascii="Cambria Math" w:hAnsi="Cambria Math"/>
+                              <w:i/>
+                            </w:rPr>
+                          </m:ctrlPr>
+                        </m:sSubPr>
+                        <m:e>
+                          <m:r>
+                            <w:rPr>
+                              <w:rFonts w:ascii="Cambria Math" w:hAnsi="Cambria Math"/>
+                            </w:rPr>
+                            <m:t>x</m:t>
+                          </m:r>
+                        </m:e>
+                        <m:sub>
+                          <m:r>
+                            <w:rPr>
+                              <w:rFonts w:ascii="Cambria Math" w:hAnsi="Cambria Math"/>
+                            </w:rPr>
+                            <m:t>j</m:t>
+                          </m:r>
+                        </m:sub>
+                      </m:sSub>
                     </m:sub>
                   </m:sSub>
                   <m:sSub>
@@ -12837,7 +12795,7 @@
                                 <w:rPr>
                                   <w:rFonts w:ascii="Cambria Math" w:hAnsi="Cambria Math"/>
                                 </w:rPr>
-                                <m:t>Δ</m:t>
+                                <m:t>∇</m:t>
                               </m:r>
                             </m:e>
                             <m:sub>
@@ -13771,6 +13729,9 @@
         <w:pStyle w:val="Kp"/>
       </w:pPr>
       <w:r>
+        <w:rPr>
+          <w:noProof/>
+        </w:rPr>
         <w:drawing>
           <wp:inline distT="0" distB="0" distL="0" distR="0" wp14:anchorId="33527B03" wp14:editId="13D87D0B">
             <wp:extent cx="4781550" cy="466725"/>
@@ -22564,6 +22525,7 @@
   <w:style w:type="character" w:default="1" w:styleId="Bekezdsalapbettpusa">
     <w:name w:val="Default Paragraph Font"/>
     <w:uiPriority w:val="1"/>
+    <w:semiHidden/>
     <w:unhideWhenUsed/>
   </w:style>
   <w:style w:type="table" w:default="1" w:styleId="Normltblzat">
